--- a/public/simperjadin-rincian.docx
+++ b/public/simperjadin-rincian.docx
@@ -2228,7 +2228,7 @@
     <w:sectPr>
       <w:headerReference w:type="default" r:id="rId7"/>
       <w:pgSz w:w="11907" w:h="16839" w:code="9"/>
-      <w:pgMar w:top="360" w:right="720" w:bottom="576" w:left="720" w:header="144" w:footer="0" w:gutter="0"/>
+      <w:pgMar w:top="1080" w:right="720" w:bottom="720" w:left="720" w:header="576" w:footer="0" w:gutter="0"/>
       <w:cols w:space="720"/>
       <w:docGrid w:linePitch="360"/>
     </w:sectPr>

--- a/public/simperjadin-rincian.docx
+++ b/public/simperjadin-rincian.docx
@@ -2228,7 +2228,7 @@
     <w:sectPr>
       <w:headerReference w:type="default" r:id="rId7"/>
       <w:pgSz w:w="11907" w:h="16839" w:code="9"/>
-      <w:pgMar w:top="1080" w:right="720" w:bottom="720" w:left="720" w:header="576" w:footer="0" w:gutter="0"/>
+      <w:pgMar w:top="1008" w:right="720" w:bottom="720" w:left="720" w:header="576" w:footer="0" w:gutter="0"/>
       <w:cols w:space="720"/>
       <w:docGrid w:linePitch="360"/>
     </w:sectPr>
